--- a/policies/build/sop_record_masters/ROM/SOP_ROM.1.b_vision_mission_values.docx
+++ b/policies/build/sop_record_masters/ROM/SOP_ROM.1.b_vision_mission_values.docx
@@ -42,7 +42,7 @@
           </w:p>
           <w:p>
             <w:r>
-              <w:t>This SOP explains how «Hospital Name» establishes and displays its vision, mission and values. If you're new to this SOP: approval and display are not enough on their own — staff also have to be able to explain the mission in their own words, confirmed at induction and annual refresher.</w:t>
+              <w:t>This SOP explains how «Hospital Name» establishes and displays its vision, mission and values, and what happens when a staff member doesn't know them well enough. If you're new to this SOP: approval and display are not enough on their own — staff also have to be able to explain the mission in their own words, and a staff member who can't gets coached and re-tested, not just logged as a gap and left.</w:t>
             </w:r>
           </w:p>
         </w:tc>
@@ -208,7 +208,7 @@
     </w:p>
     <w:p>
       <w:r>
-        <w:t>This SOP sets out how «Hospital Name» establishes its vision, mission and values, makes them public, and confirms staff can actually relate them to their daily work — not just that a poster exists.</w:t>
+        <w:t>This SOP sets out how «Hospital Name» establishes its vision, mission and values, makes them public, confirms staff can actually relate them to their daily work, and corrects the gap when a refresher finds a staff member cannot — not just that a poster exists.</w:t>
       </w:r>
     </w:p>
     <w:p>
@@ -251,7 +251,7 @@
         <w:t xml:space="preserve">Medical Superintendent: </w:t>
       </w:r>
       <w:r>
-        <w:t>confirms the current version is displayed and that staff can explain it at induction and annual refresher.</w:t>
+        <w:t>confirms the current version is displayed, that staff can explain it at induction and annual refresher, and arranges remedial coaching where a staff member cannot.</w:t>
       </w:r>
     </w:p>
     <w:p>
@@ -356,6 +356,35 @@
     </w:p>
     <w:p>
       <w:pPr>
+        <w:pStyle w:val="Heading2"/>
+      </w:pPr>
+      <w:r>
+        <w:t>4.4 Correct the gap when a staff member cannot explain it</w:t>
+      </w:r>
+    </w:p>
+    <w:p>
+      <w:r>
+        <w:rPr>
+          <w:b/>
+        </w:rPr>
+        <w:t xml:space="preserve">Why this step matters: </w:t>
+      </w:r>
+      <w:r>
+        <w:t>Finding that a staff member can't explain the mission and simply noting it as a pass/fail result, with no follow-up, leaves the actual gap this requirement exists to catch unaddressed.</w:t>
+      </w:r>
+    </w:p>
+    <w:p>
+      <w:r>
+        <w:t>1. Where the annual refresher finds a staff member cannot explain the mission in their own words, the Medical Superintendent arranges one-to-one coaching within a defined period.</w:t>
+      </w:r>
+    </w:p>
+    <w:p>
+      <w:r>
+        <w:t>2. The staff member is re-tested after coaching, and the outcome is logged. (Record 3)</w:t>
+      </w:r>
+    </w:p>
+    <w:p>
+      <w:pPr>
         <w:pStyle w:val="Heading1"/>
       </w:pPr>
       <w:r>
@@ -364,7 +393,7 @@
     </w:p>
     <w:p>
       <w:r>
-        <w:t>This SOP produces and maintains Records 1-2 (see the ROM.1 Records folder).</w:t>
+        <w:t>This SOP produces and maintains Records 1-3 (see the ROM.1 Records folder).</w:t>
       </w:r>
     </w:p>
     <w:p>
@@ -429,7 +458,7 @@
     </w:p>
     <w:p>
       <w:r>
-        <w:t>This SOP is reviewed at least annually by the Quality Coordinator together with the Medical Superintendent, and sooner if the vision, mission or values change.</w:t>
+        <w:t>This SOP is reviewed at least annually by the Quality Coordinator together with the Medical Superintendent, and sooner if the vision, mission or values change, or a refresher repeatedly finds the same gap.</w:t>
       </w:r>
     </w:p>
     <w:sectPr>

--- a/policies/build/sop_record_masters/ROM/SOP_ROM.1.b_vision_mission_values.docx
+++ b/policies/build/sop_record_masters/ROM/SOP_ROM.1.b_vision_mission_values.docx
@@ -289,6 +289,35 @@
     <w:p>
       <w:r>
         <w:t>2. The approved statement is signed and dated. (Record 1)</w:t>
+      </w:r>
+    </w:p>
+    <w:p>
+      <w:r>
+        <w:rPr>
+          <w:b/>
+          <w:i/>
+        </w:rPr>
+        <w:t xml:space="preserve">Technical source(s) for this step: </w:t>
+      </w:r>
+    </w:p>
+    <w:p>
+      <w:pPr>
+        <w:pStyle w:val="ListParagraph"/>
+      </w:pPr>
+      <w:r>
+        <w:t xml:space="preserve">International Organization for Standardization. (2026). </w:t>
+      </w:r>
+      <w:hyperlink r:id="rId10">
+        <w:r>
+          <w:rPr>
+            <w:color w:val="0563C1"/>
+            <w:u w:val="single"/>
+          </w:rPr>
+          <w:t>ISO 9001:2026, Quality management systems — Requirements</w:t>
+        </w:r>
+      </w:hyperlink>
+      <w:r>
+        <w:t>, clause 5.2 (Quality Policy). Referenced as an external benchmark for top management establishing and communicating organisational direction; SHCO accreditation does not itself require ISO 9001 certification.</w:t>
       </w:r>
     </w:p>
     <w:p>

--- a/policies/build/sop_record_masters/ROM/SOP_ROM.1.b_vision_mission_values.docx
+++ b/policies/build/sop_record_masters/ROM/SOP_ROM.1.b_vision_mission_values.docx
@@ -303,6 +303,7 @@
     <w:p>
       <w:pPr>
         <w:pStyle w:val="ListParagraph"/>
+        <w:spacing w:after="200" w:before="40"/>
       </w:pPr>
       <w:r>
         <w:t xml:space="preserve">International Organization for Standardization. (2026). </w:t>
@@ -460,6 +461,7 @@
     <w:p>
       <w:pPr>
         <w:pStyle w:val="ListParagraph"/>
+        <w:spacing w:after="200" w:before="40"/>
       </w:pPr>
       <w:r>
         <w:t xml:space="preserve">National Accreditation Board for Hospitals and Healthcare Providers. (2022). Standards for Small Healthcare Organisations (3rd ed.). </w:t>

--- a/policies/build/sop_record_masters/ROM/SOP_ROM.1.b_vision_mission_values.docx
+++ b/policies/build/sop_record_masters/ROM/SOP_ROM.1.b_vision_mission_values.docx
@@ -303,10 +303,11 @@
     <w:p>
       <w:pPr>
         <w:pStyle w:val="ListParagraph"/>
-        <w:spacing w:after="200" w:before="40"/>
+        <w:spacing w:after="240" w:before="80"/>
+        <w:contextualSpacing w:val="0"/>
       </w:pPr>
       <w:r>
-        <w:t xml:space="preserve">International Organization for Standardization. (2026). </w:t>
+        <w:t xml:space="preserve">• International Organization for Standardization. (2026). </w:t>
       </w:r>
       <w:hyperlink r:id="rId10">
         <w:r>
@@ -461,10 +462,11 @@
     <w:p>
       <w:pPr>
         <w:pStyle w:val="ListParagraph"/>
-        <w:spacing w:after="200" w:before="40"/>
+        <w:spacing w:after="240" w:before="80"/>
+        <w:contextualSpacing w:val="0"/>
       </w:pPr>
       <w:r>
-        <w:t xml:space="preserve">National Accreditation Board for Hospitals and Healthcare Providers. (2022). Standards for Small Healthcare Organisations (3rd ed.). </w:t>
+        <w:t xml:space="preserve">• National Accreditation Board for Hospitals and Healthcare Providers. (2022). Standards for Small Healthcare Organisations (3rd ed.). </w:t>
       </w:r>
       <w:hyperlink r:id="rId9">
         <w:r>

--- a/policies/build/sop_record_masters/ROM/SOP_ROM.1.b_vision_mission_values.docx
+++ b/policies/build/sop_record_masters/ROM/SOP_ROM.1.b_vision_mission_values.docx
@@ -14,40 +14,9 @@
     </w:p>
     <w:p>
       <w:r>
-        <w:t>«Hospital Name» — Supports ROM.1.b</w:t>
+        <w:t>«Hospital Name» — SOP-ROM.1.b — Version 1.0</w:t>
       </w:r>
     </w:p>
-    <w:p/>
-    <w:tbl>
-      <w:tblPr>
-        <w:tblStyle w:val="TableGrid"/>
-        <w:tblW w:type="auto" w:w="0"/>
-        <w:tblLook w:firstColumn="1" w:firstRow="1" w:lastColumn="0" w:lastRow="0" w:noHBand="0" w:noVBand="1" w:val="04A0"/>
-      </w:tblPr>
-      <w:tblGrid>
-        <w:gridCol w:w="8640"/>
-      </w:tblGrid>
-      <w:tr>
-        <w:tc>
-          <w:tcPr>
-            <w:tcW w:type="dxa" w:w="8640"/>
-          </w:tcPr>
-          <w:p>
-            <w:r>
-              <w:rPr>
-                <w:b/>
-              </w:rPr>
-              <w:t>Why does this SOP exist? (read this first if you're new)</w:t>
-            </w:r>
-          </w:p>
-          <w:p>
-            <w:r>
-              <w:t>This SOP explains how «Hospital Name» establishes and displays its vision, mission and values, and what happens when a staff member doesn't know them well enough. If you're new to this SOP: approval and display are not enough on their own — staff also have to be able to explain the mission in their own words, and a staff member who can't gets coached and re-tested, not just logged as a gap and left.</w:t>
-            </w:r>
-          </w:p>
-        </w:tc>
-      </w:tr>
-    </w:tbl>
     <w:p/>
     <w:tbl>
       <w:tblPr>
@@ -62,9 +31,6 @@
         <w:gridCol w:w="2160"/>
       </w:tblGrid>
       <w:tr>
-        <w:trPr>
-          <w:cantSplit/>
-        </w:trPr>
         <w:tc>
           <w:tcPr>
             <w:tcW w:type="dxa" w:w="2160"/>
@@ -81,7 +47,7 @@
           </w:tcPr>
           <w:p>
             <w:r>
-              <w:t>«Hospital to define»</w:t>
+              <w:t>SOP-ROM.1.b</w:t>
             </w:r>
           </w:p>
         </w:tc>
@@ -107,9 +73,6 @@
         </w:tc>
       </w:tr>
       <w:tr>
-        <w:trPr>
-          <w:cantSplit/>
-        </w:trPr>
         <w:tc>
           <w:tcPr>
             <w:tcW w:type="dxa" w:w="2160"/>
@@ -151,51 +114,6 @@
           </w:p>
         </w:tc>
       </w:tr>
-      <w:tr>
-        <w:trPr>
-          <w:cantSplit/>
-        </w:trPr>
-        <w:tc>
-          <w:tcPr>
-            <w:tcW w:type="dxa" w:w="2160"/>
-          </w:tcPr>
-          <w:p>
-            <w:r>
-              <w:t>Prepared By</w:t>
-            </w:r>
-          </w:p>
-        </w:tc>
-        <w:tc>
-          <w:tcPr>
-            <w:tcW w:type="dxa" w:w="2160"/>
-          </w:tcPr>
-          <w:p>
-            <w:r>
-              <w:t>Quality Coordinator   Name: ________   Signature: ________</w:t>
-            </w:r>
-          </w:p>
-        </w:tc>
-        <w:tc>
-          <w:tcPr>
-            <w:tcW w:type="dxa" w:w="2160"/>
-          </w:tcPr>
-          <w:p>
-            <w:r>
-              <w:t>Approved By</w:t>
-            </w:r>
-          </w:p>
-        </w:tc>
-        <w:tc>
-          <w:tcPr>
-            <w:tcW w:type="dxa" w:w="2160"/>
-          </w:tcPr>
-          <w:p>
-            <w:r>
-              <w:t>Medical Superintendent   Name: ________   Signature: ________</w:t>
-            </w:r>
-          </w:p>
-        </w:tc>
-      </w:tr>
     </w:tbl>
     <w:p/>
     <w:p>
@@ -206,9 +124,78 @@
         <w:t>1. Purpose</w:t>
       </w:r>
     </w:p>
+    <w:tbl>
+      <w:tblPr>
+        <w:tblStyle w:val="TableGrid"/>
+        <w:tblW w:type="auto" w:w="0"/>
+        <w:tblLook w:firstColumn="1" w:firstRow="1" w:lastColumn="0" w:lastRow="0" w:noHBand="0" w:noVBand="1" w:val="04A0"/>
+      </w:tblPr>
+      <w:tblGrid>
+        <w:gridCol w:w="8640"/>
+      </w:tblGrid>
+      <w:tr>
+        <w:tc>
+          <w:tcPr>
+            <w:tcW w:type="dxa" w:w="8640"/>
+          </w:tcPr>
+          <w:p>
+            <w:r>
+              <w:t>This SOP sets out how «Hospital Name» establishes its vision, mission and values, makes them public, confirms staff can actually relate them to their daily work, and corrects the gap when a refresher finds a staff member cannot -- not just that a poster exists.</w:t>
+            </w:r>
+          </w:p>
+        </w:tc>
+      </w:tr>
+    </w:tbl>
+    <w:p/>
+    <w:tbl>
+      <w:tblPr>
+        <w:tblStyle w:val="TableGrid"/>
+        <w:tblW w:type="auto" w:w="0"/>
+        <w:tblLook w:firstColumn="1" w:firstRow="1" w:lastColumn="0" w:lastRow="0" w:noHBand="0" w:noVBand="1" w:val="04A0"/>
+      </w:tblPr>
+      <w:tblGrid>
+        <w:gridCol w:w="8640"/>
+      </w:tblGrid>
+      <w:tr>
+        <w:tc>
+          <w:tcPr>
+            <w:tcW w:type="dxa" w:w="8640"/>
+          </w:tcPr>
+          <w:p>
+            <w:r>
+              <w:t>A new housekeeping staff member is asked at her annual refresher what the hospital's mission means for her work, and can't answer. This SOP is what gets her one-to-one coaching and a re-test -- not a quiet pass/fail note that changes nothing.</w:t>
+            </w:r>
+          </w:p>
+        </w:tc>
+      </w:tr>
+    </w:tbl>
+    <w:p/>
+    <w:tbl>
+      <w:tblPr>
+        <w:tblStyle w:val="TableGrid"/>
+        <w:tblW w:type="auto" w:w="0"/>
+        <w:tblLook w:firstColumn="1" w:firstRow="1" w:lastColumn="0" w:lastRow="0" w:noHBand="0" w:noVBand="1" w:val="04A0"/>
+      </w:tblPr>
+      <w:tblGrid>
+        <w:gridCol w:w="8640"/>
+      </w:tblGrid>
+      <w:tr>
+        <w:tc>
+          <w:tcPr>
+            <w:tcW w:type="dxa" w:w="8640"/>
+          </w:tcPr>
+          <w:p>
+            <w:r>
+              <w:t>We do this because a mission statement only matters if the people living it every day actually understand what it means for their own work. A poster on a wall doesn't change how someone treats a patient -- genuine understanding does.</w:t>
+            </w:r>
+          </w:p>
+        </w:tc>
+      </w:tr>
+    </w:tbl>
+    <w:p/>
     <w:p>
       <w:r>
-        <w:t>This SOP sets out how «Hospital Name» establishes its vision, mission and values, makes them public, confirms staff can actually relate them to their daily work, and corrects the gap when a refresher finds a staff member cannot — not just that a poster exists.</w:t>
+        <w:t>To define how «Hospital Name» establishes its vision, mission and values, makes them public, confirms staff can relate them to their daily work, and corrects the gap where a refresher finds a staff member cannot.</w:t>
       </w:r>
     </w:p>
     <w:p>
@@ -221,7 +208,18 @@
     </w:p>
     <w:p>
       <w:r>
-        <w:t>This SOP applies to the governing body, the «Medical Superintendent», and every staff member who is expected to know and explain the mission.</w:t>
+        <w:rPr>
+          <w:i/>
+        </w:rPr>
+        <w:t xml:space="preserve">Why: </w:t>
+      </w:r>
+      <w:r>
+        <w:t>so every staff member -- not just clinical leadership -- is actually expected to know and explain the mission, since it's meant to shape everyone's daily work.</w:t>
+      </w:r>
+    </w:p>
+    <w:p>
+      <w:r>
+        <w:t>Applies to the governing body, the Medical Superintendent, and every staff member who is expected to know and explain the mission.</w:t>
       </w:r>
     </w:p>
     <w:p>
@@ -235,12 +233,23 @@
     <w:p>
       <w:r>
         <w:rPr>
+          <w:i/>
+        </w:rPr>
+        <w:t xml:space="preserve">Why: </w:t>
+      </w:r>
+      <w:r>
+        <w:t>a vision statement nobody owns stays a draft, and a staff member who can't explain it gets no follow-up unless someone is named to arrange the coaching.</w:t>
+      </w:r>
+    </w:p>
+    <w:p>
+      <w:r>
+        <w:rPr>
           <w:b/>
         </w:rPr>
         <w:t xml:space="preserve">Governing Body: </w:t>
       </w:r>
       <w:r>
-        <w:t>lays down and approves the vision, mission and values.</w:t>
+        <w:t>Lays down and approves the vision, mission and values.</w:t>
       </w:r>
     </w:p>
     <w:p>
@@ -251,7 +260,7 @@
         <w:t xml:space="preserve">Medical Superintendent: </w:t>
       </w:r>
       <w:r>
-        <w:t>confirms the current version is displayed, that staff can explain it at induction and annual refresher, and arranges remedial coaching where a staff member cannot.</w:t>
+        <w:t>Confirms the current version is displayed, that staff can explain it at induction and annual refresher, and arranges remedial coaching where a staff member cannot.</w:t>
       </w:r>
     </w:p>
     <w:p>
@@ -259,7 +268,7 @@
         <w:pStyle w:val="Heading1"/>
       </w:pPr>
       <w:r>
-        <w:t>4. Procedure</w:t>
+        <w:t>4. What to do</w:t>
       </w:r>
     </w:p>
     <w:p>
@@ -267,59 +276,28 @@
         <w:pStyle w:val="Heading2"/>
       </w:pPr>
       <w:r>
-        <w:t>4.1 Lay down and approve</w:t>
+        <w:t>Lay down and approve</w:t>
       </w:r>
     </w:p>
     <w:p>
       <w:r>
         <w:rPr>
-          <w:b/>
+          <w:i/>
         </w:rPr>
-        <w:t xml:space="preserve">Why this step matters: </w:t>
+        <w:t xml:space="preserve">Why: </w:t>
       </w:r>
       <w:r>
-        <w:t>A vision and mission nobody formally approved is just a draft — governance ownership is what turns it into the organisation's actual stated purpose.</w:t>
+        <w:t>A vision and mission nobody formally approved is just a draft -- governance ownership is what turns it into the organisation's actual stated purpose.</w:t>
       </w:r>
     </w:p>
     <w:p>
       <w:r>
-        <w:t>1. The governing body drafts and approves the vision, mission and values statement, in writing.</w:t>
+        <w:t>The governing body drafts and approves the vision, mission and values statement, in writing.</w:t>
       </w:r>
     </w:p>
     <w:p>
       <w:r>
-        <w:t>2. The approved statement is signed and dated. (Record 1)</w:t>
-      </w:r>
-    </w:p>
-    <w:p>
-      <w:r>
-        <w:rPr>
-          <w:b/>
-          <w:i/>
-        </w:rPr>
-        <w:t xml:space="preserve">Technical source(s) for this step: </w:t>
-      </w:r>
-    </w:p>
-    <w:p>
-      <w:pPr>
-        <w:pStyle w:val="ListParagraph"/>
-        <w:spacing w:after="240" w:before="80"/>
-        <w:contextualSpacing w:val="0"/>
-      </w:pPr>
-      <w:r>
-        <w:t xml:space="preserve">• International Organization for Standardization. (2026). </w:t>
-      </w:r>
-      <w:hyperlink r:id="rId10">
-        <w:r>
-          <w:rPr>
-            <w:color w:val="0563C1"/>
-            <w:u w:val="single"/>
-          </w:rPr>
-          <w:t>ISO 9001:2026, Quality management systems — Requirements</w:t>
-        </w:r>
-      </w:hyperlink>
-      <w:r>
-        <w:t>, clause 5.2 (Quality Policy). Referenced as an external benchmark for top management establishing and communicating organisational direction; SHCO accreditation does not itself require ISO 9001 certification.</w:t>
+        <w:t>The approved statement is signed and dated.</w:t>
       </w:r>
     </w:p>
     <w:p>
@@ -327,28 +305,28 @@
         <w:pStyle w:val="Heading2"/>
       </w:pPr>
       <w:r>
-        <w:t>4.2 Display publicly</w:t>
+        <w:t>Display it publicly</w:t>
       </w:r>
     </w:p>
     <w:p>
       <w:r>
         <w:rPr>
-          <w:b/>
+          <w:i/>
         </w:rPr>
-        <w:t xml:space="preserve">Why this step matters: </w:t>
+        <w:t xml:space="preserve">Why: </w:t>
       </w:r>
       <w:r>
-        <w:t>A vision, mission and values statement kept in a file nobody sees fails the point of having one — it has to be visible where patients, families and staff actually encounter it.</w:t>
+        <w:t>A vision, mission and values statement kept in a file nobody sees fails the point of having one -- it has to be visible where patients, families and staff actually encounter it.</w:t>
       </w:r>
     </w:p>
     <w:p>
       <w:r>
-        <w:t>1. The current statement is displayed at «the main entrance, reception and each patient-care area», in «Hindi and English».</w:t>
+        <w:t>The current statement is displayed at «the main entrance, reception and each patient-care area», in «Hindi and English».</w:t>
       </w:r>
     </w:p>
     <w:p>
       <w:r>
-        <w:t>2. The Medical Superintendent confirms the displayed version matches the currently approved one, and logs the confirmation. (Record 2)</w:t>
+        <w:t>The Medical Superintendent confirms the displayed version matches the currently approved one, and logs the confirmation.</w:t>
       </w:r>
     </w:p>
     <w:p>
@@ -356,33 +334,33 @@
         <w:pStyle w:val="Heading2"/>
       </w:pPr>
       <w:r>
-        <w:t>4.3 Confirm staff can explain it</w:t>
+        <w:t>Confirm staff can explain it</w:t>
       </w:r>
     </w:p>
     <w:p>
       <w:r>
         <w:rPr>
-          <w:b/>
+          <w:i/>
         </w:rPr>
-        <w:t xml:space="preserve">Why this step matters: </w:t>
+        <w:t xml:space="preserve">Why: </w:t>
       </w:r>
       <w:r>
-        <w:t>A staff member who can't explain the mission in their own words hasn't actually been told what it means for their work — a poster they walk past isn't the same as understanding it.</w:t>
+        <w:t>A staff member who can't explain the mission in their own words hasn't actually been told what it means for their work -- a poster they walk past isn't the same as understanding it.</w:t>
       </w:r>
     </w:p>
     <w:p>
       <w:r>
-        <w:t>1. Induction covers the vision, mission and values, including what they mean for the specific role.</w:t>
+        <w:t>Induction covers the vision, mission and values, including what they mean for the specific role.</w:t>
       </w:r>
     </w:p>
     <w:p>
       <w:r>
-        <w:t>2. An annual refresher confirms staff can still explain the mission in their own words.</w:t>
+        <w:t>An annual refresher confirms staff can still explain the mission in their own words.</w:t>
       </w:r>
     </w:p>
     <w:p>
       <w:r>
-        <w:t>3. A poster alone, with no induction or refresher coverage, does not satisfy this requirement. (Record 2)</w:t>
+        <w:t>A poster alone, with no induction or refresher coverage, doesn't satisfy this.</w:t>
       </w:r>
     </w:p>
     <w:p>
@@ -390,28 +368,28 @@
         <w:pStyle w:val="Heading2"/>
       </w:pPr>
       <w:r>
-        <w:t>4.4 Correct the gap when a staff member cannot explain it</w:t>
+        <w:t>Correct the gap when someone can't explain it</w:t>
       </w:r>
     </w:p>
     <w:p>
       <w:r>
         <w:rPr>
-          <w:b/>
+          <w:i/>
         </w:rPr>
-        <w:t xml:space="preserve">Why this step matters: </w:t>
+        <w:t xml:space="preserve">Why: </w:t>
       </w:r>
       <w:r>
-        <w:t>Finding that a staff member can't explain the mission and simply noting it as a pass/fail result, with no follow-up, leaves the actual gap this requirement exists to catch unaddressed.</w:t>
+        <w:t>Finding that a staff member can't explain the mission and simply noting it as a pass/fail result, with no follow-up, leaves the actual gap unaddressed.</w:t>
       </w:r>
     </w:p>
     <w:p>
       <w:r>
-        <w:t>1. Where the annual refresher finds a staff member cannot explain the mission in their own words, the Medical Superintendent arranges one-to-one coaching within a defined period.</w:t>
+        <w:t>Where the annual refresher finds a staff member cannot explain the mission in their own words, the Medical Superintendent arranges one-to-one coaching within a defined period.</w:t>
       </w:r>
     </w:p>
     <w:p>
       <w:r>
-        <w:t>2. The staff member is re-tested after coaching, and the outcome is logged. (Record 3)</w:t>
+        <w:t>The staff member is re-tested after coaching, and the outcome is logged.</w:t>
       </w:r>
     </w:p>
     <w:p>
@@ -432,7 +410,7 @@
         <w:pStyle w:val="Heading1"/>
       </w:pPr>
       <w:r>
-        <w:t>6. Related Documents</w:t>
+        <w:t>6. Related SOPs</w:t>
       </w:r>
     </w:p>
     <w:p>
@@ -440,7 +418,54 @@
         <w:pStyle w:val="ListParagraph"/>
       </w:pPr>
       <w:r>
-        <w:t>Policy on Governance — Roles, Responsibilities and Ethical Management (ROM.1) — this SOP operationalises step 5.2</w:t>
+        <w:t>Policy on Governance — Roles, Responsibilities and Ethical Management (ROM.1)</w:t>
+      </w:r>
+    </w:p>
+    <w:p>
+      <w:pPr>
+        <w:pStyle w:val="Heading1"/>
+      </w:pPr>
+      <w:r>
+        <w:t>7. Review</w:t>
+      </w:r>
+    </w:p>
+    <w:p>
+      <w:r>
+        <w:t>This SOP is reviewed at least annually by the Quality Coordinator together with the Medical Superintendent, and sooner if the vision, mission or values change, or a refresher repeatedly finds the same gap.</w:t>
+      </w:r>
+    </w:p>
+    <w:p>
+      <w:r>
+        <w:br w:type="page"/>
+      </w:r>
+    </w:p>
+    <w:p>
+      <w:pPr>
+        <w:pStyle w:val="Heading1"/>
+      </w:pPr>
+      <w:r>
+        <w:t>Appendix — NABH Standard Cross-Reference and Evidence Basis</w:t>
+      </w:r>
+    </w:p>
+    <w:p>
+      <w:r>
+        <w:t>For the Quality Coordinator and NABH assessment use only. The reasoning and real-world triggers for each requirement are already in the body above -- this appendix adds only what the body deliberately leaves out: the exact objective-element code, how this SOP's scope is kept separate from neighbouring standards, and the verified technical source for anything cited.</w:t>
+      </w:r>
+    </w:p>
+    <w:p>
+      <w:pPr>
+        <w:pStyle w:val="Heading2"/>
+      </w:pPr>
+      <w:r>
+        <w:t>Lay down and approve — ROM.1.b</w:t>
+      </w:r>
+    </w:p>
+    <w:p>
+      <w:r>
+        <w:rPr>
+          <w:i/>
+        </w:rPr>
+        <w:t>Verified source(s):</w:t>
       </w:r>
     </w:p>
     <w:p>
@@ -448,27 +473,67 @@
         <w:pStyle w:val="ListParagraph"/>
       </w:pPr>
       <w:r>
-        <w:t>Required Records — ROM.1.b (see ROM.1 Records folder)</w:t>
+        <w:t xml:space="preserve">• </w:t>
+      </w:r>
+      <w:r>
+        <w:t xml:space="preserve">International Organization for Standardization. (2026). </w:t>
+      </w:r>
+      <w:hyperlink r:id="rId9">
+        <w:r>
+          <w:rPr>
+            <w:color w:val="0563C1"/>
+            <w:u w:val="single"/>
+          </w:rPr>
+          <w:t>ISO 9001:2026, Quality management systems — Requirements</w:t>
+        </w:r>
+      </w:hyperlink>
+      <w:r>
+        <w:t>, clause 5.2 (Quality Policy). External benchmark for top management establishing and communicating organisational direction; SHCO accreditation does not itself require ISO 9001 certification.</w:t>
       </w:r>
     </w:p>
     <w:p>
       <w:pPr>
-        <w:pStyle w:val="Heading1"/>
+        <w:pStyle w:val="Heading2"/>
       </w:pPr>
       <w:r>
-        <w:t>7. Where This SOP's Requirements Come From (Verified Sources)</w:t>
+        <w:t>Display it publicly — ROM.1.b</w:t>
+      </w:r>
+    </w:p>
+    <w:p>
+      <w:pPr>
+        <w:pStyle w:val="Heading2"/>
+      </w:pPr>
+      <w:r>
+        <w:t>Confirm staff can explain it — ROM.1.b</w:t>
+      </w:r>
+    </w:p>
+    <w:p>
+      <w:pPr>
+        <w:pStyle w:val="Heading2"/>
+      </w:pPr>
+      <w:r>
+        <w:t>Correct the gap when someone can't explain it — ROM.1.b</w:t>
+      </w:r>
+    </w:p>
+    <w:p>
+      <w:pPr>
+        <w:pStyle w:val="Heading2"/>
+      </w:pPr>
+      <w:r>
+        <w:t>Full reference list</w:t>
       </w:r>
     </w:p>
     <w:p>
       <w:pPr>
         <w:pStyle w:val="ListParagraph"/>
-        <w:spacing w:after="240" w:before="80"/>
-        <w:contextualSpacing w:val="0"/>
       </w:pPr>
       <w:r>
-        <w:t xml:space="preserve">• National Accreditation Board for Hospitals and Healthcare Providers. (2022). Standards for Small Healthcare Organisations (3rd ed.). </w:t>
+        <w:t xml:space="preserve">• </w:t>
       </w:r>
-      <w:hyperlink r:id="rId9">
+      <w:r>
+        <w:t xml:space="preserve">National Accreditation Board for Hospitals and Healthcare Providers. (2022). Standards for Small Healthcare Organisations (3rd ed.). </w:t>
+      </w:r>
+      <w:hyperlink r:id="rId10">
         <w:r>
           <w:rPr>
             <w:color w:val="0563C1"/>
@@ -483,15 +548,25 @@
     </w:p>
     <w:p>
       <w:pPr>
-        <w:pStyle w:val="Heading1"/>
+        <w:pStyle w:val="ListParagraph"/>
       </w:pPr>
       <w:r>
-        <w:t>8. Review</w:t>
+        <w:t xml:space="preserve">• </w:t>
       </w:r>
-    </w:p>
-    <w:p>
       <w:r>
-        <w:t>This SOP is reviewed at least annually by the Quality Coordinator together with the Medical Superintendent, and sooner if the vision, mission or values change, or a refresher repeatedly finds the same gap.</w:t>
+        <w:t xml:space="preserve">International Organization for Standardization. (2026). </w:t>
+      </w:r>
+      <w:hyperlink r:id="rId9">
+        <w:r>
+          <w:rPr>
+            <w:color w:val="0563C1"/>
+            <w:u w:val="single"/>
+          </w:rPr>
+          <w:t>ISO 9001:2026, Quality management systems — Requirements</w:t>
+        </w:r>
+      </w:hyperlink>
+      <w:r>
+        <w:t>, clause 5.2.</w:t>
       </w:r>
     </w:p>
     <w:sectPr>

--- a/policies/build/sop_record_masters/ROM/SOP_ROM.1.b_vision_mission_values.docx
+++ b/policies/build/sop_record_masters/ROM/SOP_ROM.1.b_vision_mission_values.docx
@@ -208,12 +208,6 @@
     </w:p>
     <w:p>
       <w:r>
-        <w:rPr>
-          <w:i/>
-        </w:rPr>
-        <w:t xml:space="preserve">Why: </w:t>
-      </w:r>
-      <w:r>
         <w:t>so every staff member -- not just clinical leadership -- is actually expected to know and explain the mission, since it's meant to shape everyone's daily work.</w:t>
       </w:r>
     </w:p>
@@ -231,12 +225,6 @@
       </w:r>
     </w:p>
     <w:p>
-      <w:r>
-        <w:rPr>
-          <w:i/>
-        </w:rPr>
-        <w:t xml:space="preserve">Why: </w:t>
-      </w:r>
       <w:r>
         <w:t>a vision statement nobody owns stays a draft, and a staff member who can't explain it gets no follow-up unless someone is named to arrange the coaching.</w:t>
       </w:r>
@@ -281,12 +269,6 @@
     </w:p>
     <w:p>
       <w:r>
-        <w:rPr>
-          <w:i/>
-        </w:rPr>
-        <w:t xml:space="preserve">Why: </w:t>
-      </w:r>
-      <w:r>
         <w:t>A vision and mission nobody formally approved is just a draft -- governance ownership is what turns it into the organisation's actual stated purpose.</w:t>
       </w:r>
     </w:p>
@@ -310,12 +292,6 @@
     </w:p>
     <w:p>
       <w:r>
-        <w:rPr>
-          <w:i/>
-        </w:rPr>
-        <w:t xml:space="preserve">Why: </w:t>
-      </w:r>
-      <w:r>
         <w:t>A vision, mission and values statement kept in a file nobody sees fails the point of having one -- it has to be visible where patients, families and staff actually encounter it.</w:t>
       </w:r>
     </w:p>
@@ -338,12 +314,6 @@
       </w:r>
     </w:p>
     <w:p>
-      <w:r>
-        <w:rPr>
-          <w:i/>
-        </w:rPr>
-        <w:t xml:space="preserve">Why: </w:t>
-      </w:r>
       <w:r>
         <w:t>A staff member who can't explain the mission in their own words hasn't actually been told what it means for their work -- a poster they walk past isn't the same as understanding it.</w:t>
       </w:r>
@@ -372,12 +342,6 @@
       </w:r>
     </w:p>
     <w:p>
-      <w:r>
-        <w:rPr>
-          <w:i/>
-        </w:rPr>
-        <w:t xml:space="preserve">Why: </w:t>
-      </w:r>
       <w:r>
         <w:t>Finding that a staff member can't explain the mission and simply noting it as a pass/fail result, with no follow-up, leaves the actual gap unaddressed.</w:t>
       </w:r>
